--- a/klagomål/A 53989-2024 FSC-klagomål.docx
+++ b/klagomål/A 53989-2024 FSC-klagomål.docx
@@ -892,7 +892,7 @@
     <w:r>
       <w:tab/>
       <w:tab/>
-      <w:t>2026-06-18</w:t>
+      <w:t>2026-06-19</w:t>
       <w:br/>
       <w:br/>
     </w:r>

--- a/klagomål/A 53989-2024 FSC-klagomål.docx
+++ b/klagomål/A 53989-2024 FSC-klagomål.docx
@@ -892,7 +892,7 @@
     <w:r>
       <w:tab/>
       <w:tab/>
-      <w:t>2026-06-19</w:t>
+      <w:t>2026-06-20</w:t>
       <w:br/>
       <w:br/>
     </w:r>

--- a/klagomål/A 53989-2024 FSC-klagomål.docx
+++ b/klagomål/A 53989-2024 FSC-klagomål.docx
@@ -168,38 +168,7 @@
     </w:p>
     <w:p>
       <w:r>
-        <w:t>Detta dokument behandlar höga naturvärden i avverkningsanmälan A 53989-2024 i Ragunda kommun som inkom 2024-11-20 och omfattar 7,2 ha.</w:t>
-      </w:r>
-    </w:p>
-    <w:p>
-      <w:r>
-        <w:t>Nedan presenteras fynd av naturvårdsarter som gjorts i det avverkningsanmälda området, samt relevanta utdrag ur standarderna för FSC, Chain of Custody, Controlled Wood och PEFC. I BILAGA 1 finns artfakta om rödlistade arter.</w:t>
-      </w:r>
-    </w:p>
-    <w:p>
-      <w:r>
-        <w:t>Vi förväntar oss att ni återkommer med ett skriftligt svar på vårt klagomål och även beskriver vilka korrigerande åtgärder ni satt in för att rätta till identifierade brister i er efterlevnad av den svenska FSC standarden.</w:t>
-      </w:r>
-    </w:p>
-    <w:p>
-      <w:pPr>
-        <w:pStyle w:val="Heading1"/>
-      </w:pPr>
-      <w:r>
-        <w:t>Naturvårdsarter</w:t>
-      </w:r>
-    </w:p>
-    <w:p>
-      <w:r>
-        <w:t>Inom 25 meter från avverkningsanmälan har följande 4 naturvårdsarter hittats: lunglav (NT, T), vitgrynig nållav (NT), korallblylav (S, T) och mörk husmossa (S, T). Av dessa är 2 rödlistade. För rödlistade arter har rödlistekategorin angivits inom parentes. Arter som är signalarter enligt Skogsstyrelsen har markerats med (S). Typiska arter inom Natura 2000 som är kopplade till skogsekosystem har markerats med (T).</w:t>
-      </w:r>
-    </w:p>
-    <w:p>
-      <w:r>
-        <w:t>De påträffade naturvårdsarterna är ett tydligt kvitto på att det rör sig om en skog med höga naturvärden.</w:t>
-      </w:r>
-      <w:r>
-        <w:t xml:space="preserve"> I Figur 1 visas fyndplatser för naturvårdsarter i området, som finns registrerade på Artportalen.</w:t>
+        <w:t>Detta klagomål behandlar höga naturvärden i avverkningsanmälan A 53989-2024 i Ragunda kommun som inkom 2024-11-20 och omfattar 7,2 ha.</w:t>
       </w:r>
     </w:p>
     <w:p>
@@ -247,36 +216,35 @@
         <w:spacing w:after="240"/>
       </w:pPr>
       <w:r>
-        <w:t>Figur 1. Fyndplatser för naturvårdsarter inom 25 meter från avverkningsanmälan (röd linje). Markörer utan svart kant är placerade på fyndplatsen. Markörer med svart kant är placerade vid sidan av fyndplatsen och har ett svart streck som visar fyndplatsens exakta position. Kartans mittpunktskoordinat är N 6979515, E 575664 i SWEREF 99 TM.</w:t>
+        <w:t>Figur 1. Fyndplatser för naturvårdsarter inom 25 meter från avverkningsanmälan. Markörer utan svart kant är placerade på fyndplatsen. Markörer med svart kant är placerade vid sidan av fyndplatsen har ett svart streck som visar fyndplatsens exakta position. Kartans mittpunktskoordinat är N 6979515, E 575664 i SWEREF 99 TM.</w:t>
       </w:r>
     </w:p>
     <w:p>
       <w:r>
-        <w:rPr>
-          <w:b/>
-        </w:rPr>
-        <w:t>Korallblylav</w:t>
+        <w:t>Inom 25 meter från avverkningsanmälan finns fynd av 4 naturvårdsarter, varav 2 är rödlistade, 3 är typiska (T) och 2 är signalarter (S): lunglav (NT, T), vitgrynig nållav (NT), korallblylav (S, T) och mörk husmossa (S, T). Se Figur 1.</w:t>
       </w:r>
+    </w:p>
+    <w:p>
       <w:r>
-        <w:t xml:space="preserve"> växer på bark av asp, ask, rönn, sälg, bok och lönn och signalerar överallt skogsbestånd med höga naturvärden och den följs nästan alltid av andra ovanliga och rödlistade arter. Den indikerar hög och jämn luftfuktighet och växer främst i områden med lång skoglig kontinuitet där det funnits ett ständigt inslag av gamla lövträd. Korallblylav är typisk art för </w:t>
+        <w:t>Nedan presenteras relevanta utdrag ur standarderna för FSC, Chain of Custody, Controlled Wood och PEFC.</w:t>
       </w:r>
+    </w:p>
+    <w:p>
       <w:r>
-        <w:rPr>
-          <w:i/>
-        </w:rPr>
-        <w:t xml:space="preserve">9020 Nordlig ädellövskog, 9070 Trädklädd betesmark, 9160 Näringsrik ekskog, 9180 Ädellövskog i branter </w:t>
+        <w:t>Vi förväntar oss att ni återkommer med ett skriftligt svar på vårt klagomål och även beskriver vilka korrigerande åtgärder ni satt in för att rätta till identifierade brister i er efterlevnad av den svenska FSC standarden.</w:t>
       </w:r>
+    </w:p>
+    <w:p>
+      <w:pPr>
+        <w:pStyle w:val="Heading1"/>
+      </w:pPr>
       <w:r>
-        <w:t>och</w:t>
+        <w:t>Naturvårdsarter och fridlysta arter</w:t>
       </w:r>
+    </w:p>
+    <w:p>
       <w:r>
-        <w:rPr>
-          <w:i/>
-        </w:rPr>
-        <w:t xml:space="preserve"> 9190 Näringsfattig ekskog</w:t>
-      </w:r>
-      <w:r>
-        <w:t xml:space="preserve"> (SLU Artdatabanken, 2024; Nitare &amp; Skogsstyrelsen, 2019).</w:t>
+        <w:t>Nedan följer beskrivningar av de naturvårdsarter och fridlysta arter som har sina livsmiljöer och växtplatser i den avverkningsanmälda skogen. Se även ytterligare artfakta i BILAGA 1. De påträffade naturvårdsarterna är ett tydligt kvitto på att det rör sig om en skog med höga naturvärden.</w:t>
       </w:r>
     </w:p>
     <w:p>
@@ -340,6 +308,46 @@
         <w:rPr>
           <w:b/>
         </w:rPr>
+        <w:t>Vitgrynig nållav (NT)</w:t>
+      </w:r>
+      <w:r>
+        <w:t xml:space="preserve"> växer nästan uteslutande på bark av gamla, senvuxna granar i skuggiga lägen med hög och jämn luftfuktighet. Den vanligaste naturtypen för arten är kontinuitetsskogar på frisk mark men den finns också i sumpgranskogar. På lång sikt utgör avverkningar av olikåldriga granskogar av naturskogskaraktär ett allvarligt hot mot arten och skogsbruksåtgärder på eller i närheten av växtplatserna bör undvikas. Naturskogsartade, fuktiga granskogar med förekomster av arten signalerar höga biologiska värden och bör bevaras (SLU Artdatabanken, 2024; Nitare &amp; Skogsstyrelsen, 2019).</w:t>
+      </w:r>
+    </w:p>
+    <w:p>
+      <w:r>
+        <w:rPr>
+          <w:b/>
+        </w:rPr>
+        <w:t>Korallblylav</w:t>
+      </w:r>
+      <w:r>
+        <w:t xml:space="preserve"> växer på bark av asp, ask, rönn, sälg, bok och lönn och signalerar överallt skogsbestånd med höga naturvärden och den följs nästan alltid av andra ovanliga och rödlistade arter. Den indikerar hög och jämn luftfuktighet och växer främst i områden med lång skoglig kontinuitet där det funnits ett ständigt inslag av gamla lövträd. Korallblylav är typisk art för </w:t>
+      </w:r>
+      <w:r>
+        <w:rPr>
+          <w:i/>
+        </w:rPr>
+        <w:t xml:space="preserve">9020 Nordlig ädellövskog, 9070 Trädklädd betesmark, 9160 Näringsrik ekskog, 9180 Ädellövskog i branter </w:t>
+      </w:r>
+      <w:r>
+        <w:t>och</w:t>
+      </w:r>
+      <w:r>
+        <w:rPr>
+          <w:i/>
+        </w:rPr>
+        <w:t xml:space="preserve"> 9190 Näringsfattig ekskog</w:t>
+      </w:r>
+      <w:r>
+        <w:t xml:space="preserve"> (SLU Artdatabanken, 2024; Nitare &amp; Skogsstyrelsen, 2019).</w:t>
+      </w:r>
+    </w:p>
+    <w:p>
+      <w:r>
+        <w:rPr>
+          <w:b/>
+        </w:rPr>
         <w:t xml:space="preserve">Mörk husmossa </w:t>
       </w:r>
       <w:r>
@@ -362,17 +370,6 @@
       </w:r>
       <w:r>
         <w:t xml:space="preserve"> (SLU Artdatabanken, 2024; Nitare &amp; Skogsstyrelsen, 2019).</w:t>
-      </w:r>
-    </w:p>
-    <w:p>
-      <w:r>
-        <w:rPr>
-          <w:b/>
-        </w:rPr>
-        <w:t>Vitgrynig nållav (NT)</w:t>
-      </w:r>
-      <w:r>
-        <w:t xml:space="preserve"> växer nästan uteslutande på bark av gamla, senvuxna granar i skuggiga lägen med hög och jämn luftfuktighet. Den vanligaste naturtypen för arten är kontinuitetsskogar på frisk mark men den finns också i sumpgranskogar. På lång sikt utgör avverkningar av olikåldriga granskogar av naturskogskaraktär ett allvarligt hot mot arten och skogsbruksåtgärder på eller i närheten av växtplatserna bör undvikas. Naturskogsartade, fuktiga granskogar med förekomster av arten signalerar höga biologiska värden och bör bevaras (SLU Artdatabanken, 2024; Nitare &amp; Skogsstyrelsen, 2019).</w:t>
       </w:r>
     </w:p>
     <w:p>
@@ -892,7 +889,7 @@
     <w:r>
       <w:tab/>
       <w:tab/>
-      <w:t>2026-06-20</w:t>
+      <w:t>2026-06-21</w:t>
       <w:br/>
       <w:br/>
     </w:r>

--- a/klagomål/A 53989-2024 FSC-klagomål.docx
+++ b/klagomål/A 53989-2024 FSC-klagomål.docx
@@ -889,7 +889,7 @@
     <w:r>
       <w:tab/>
       <w:tab/>
-      <w:t>2026-06-21</w:t>
+      <w:t>2026-06-22</w:t>
       <w:br/>
       <w:br/>
     </w:r>

--- a/klagomål/A 53989-2024 FSC-klagomål.docx
+++ b/klagomål/A 53989-2024 FSC-klagomål.docx
@@ -889,7 +889,7 @@
     <w:r>
       <w:tab/>
       <w:tab/>
-      <w:t>2026-06-22</w:t>
+      <w:t>2026-06-23</w:t>
       <w:br/>
       <w:br/>
     </w:r>

--- a/klagomål/A 53989-2024 FSC-klagomål.docx
+++ b/klagomål/A 53989-2024 FSC-klagomål.docx
@@ -889,7 +889,7 @@
     <w:r>
       <w:tab/>
       <w:tab/>
-      <w:t>2026-06-23</w:t>
+      <w:t>2026-06-24</w:t>
       <w:br/>
       <w:br/>
     </w:r>

--- a/klagomål/A 53989-2024 FSC-klagomål.docx
+++ b/klagomål/A 53989-2024 FSC-klagomål.docx
@@ -889,7 +889,7 @@
     <w:r>
       <w:tab/>
       <w:tab/>
-      <w:t>2026-06-24</w:t>
+      <w:t>2026-06-25</w:t>
       <w:br/>
       <w:br/>
     </w:r>

--- a/klagomål/A 53989-2024 FSC-klagomål.docx
+++ b/klagomål/A 53989-2024 FSC-klagomål.docx
@@ -889,7 +889,7 @@
     <w:r>
       <w:tab/>
       <w:tab/>
-      <w:t>2026-06-25</w:t>
+      <w:t>2026-06-26</w:t>
       <w:br/>
       <w:br/>
     </w:r>

--- a/klagomål/A 53989-2024 FSC-klagomål.docx
+++ b/klagomål/A 53989-2024 FSC-klagomål.docx
@@ -889,7 +889,7 @@
     <w:r>
       <w:tab/>
       <w:tab/>
-      <w:t>2026-06-26</w:t>
+      <w:t>2026-06-27</w:t>
       <w:br/>
       <w:br/>
     </w:r>

--- a/klagomål/A 53989-2024 FSC-klagomål.docx
+++ b/klagomål/A 53989-2024 FSC-klagomål.docx
@@ -889,7 +889,7 @@
     <w:r>
       <w:tab/>
       <w:tab/>
-      <w:t>2026-06-27</w:t>
+      <w:t>2026-06-28</w:t>
       <w:br/>
       <w:br/>
     </w:r>

--- a/klagomål/A 53989-2024 FSC-klagomål.docx
+++ b/klagomål/A 53989-2024 FSC-klagomål.docx
@@ -889,7 +889,7 @@
     <w:r>
       <w:tab/>
       <w:tab/>
-      <w:t>2026-06-28</w:t>
+      <w:t>2026-06-29</w:t>
       <w:br/>
       <w:br/>
     </w:r>

--- a/klagomål/A 53989-2024 FSC-klagomål.docx
+++ b/klagomål/A 53989-2024 FSC-klagomål.docx
@@ -889,7 +889,7 @@
     <w:r>
       <w:tab/>
       <w:tab/>
-      <w:t>2026-06-29</w:t>
+      <w:t>2026-06-30</w:t>
       <w:br/>
       <w:br/>
     </w:r>

--- a/klagomål/A 53989-2024 FSC-klagomål.docx
+++ b/klagomål/A 53989-2024 FSC-klagomål.docx
@@ -889,7 +889,7 @@
     <w:r>
       <w:tab/>
       <w:tab/>
-      <w:t>2026-06-30</w:t>
+      <w:t>2026-07-01</w:t>
       <w:br/>
       <w:br/>
     </w:r>

--- a/klagomål/A 53989-2024 FSC-klagomål.docx
+++ b/klagomål/A 53989-2024 FSC-klagomål.docx
@@ -889,7 +889,7 @@
     <w:r>
       <w:tab/>
       <w:tab/>
-      <w:t>2026-07-01</w:t>
+      <w:t>2026-07-02</w:t>
       <w:br/>
       <w:br/>
     </w:r>

--- a/klagomål/A 53989-2024 FSC-klagomål.docx
+++ b/klagomål/A 53989-2024 FSC-klagomål.docx
@@ -889,7 +889,7 @@
     <w:r>
       <w:tab/>
       <w:tab/>
-      <w:t>2026-07-13</w:t>
+      <w:t>2026-07-14</w:t>
       <w:br/>
       <w:br/>
     </w:r>

--- a/klagomål/A 53989-2024 FSC-klagomål.docx
+++ b/klagomål/A 53989-2024 FSC-klagomål.docx
@@ -889,7 +889,7 @@
     <w:r>
       <w:tab/>
       <w:tab/>
-      <w:t>2026-07-14</w:t>
+      <w:t>2026-07-15</w:t>
       <w:br/>
       <w:br/>
     </w:r>

--- a/klagomål/A 53989-2024 FSC-klagomål.docx
+++ b/klagomål/A 53989-2024 FSC-klagomål.docx
@@ -889,7 +889,7 @@
     <w:r>
       <w:tab/>
       <w:tab/>
-      <w:t>2026-07-15</w:t>
+      <w:t>2026-07-16</w:t>
       <w:br/>
       <w:br/>
     </w:r>

--- a/klagomål/A 53989-2024 FSC-klagomål.docx
+++ b/klagomål/A 53989-2024 FSC-klagomål.docx
@@ -889,7 +889,7 @@
     <w:r>
       <w:tab/>
       <w:tab/>
-      <w:t>2026-07-16</w:t>
+      <w:t>2026-07-17</w:t>
       <w:br/>
       <w:br/>
     </w:r>

--- a/klagomål/A 53989-2024 FSC-klagomål.docx
+++ b/klagomål/A 53989-2024 FSC-klagomål.docx
@@ -889,7 +889,7 @@
     <w:r>
       <w:tab/>
       <w:tab/>
-      <w:t>2026-07-17</w:t>
+      <w:t>2026-07-18</w:t>
       <w:br/>
       <w:br/>
     </w:r>

--- a/klagomål/A 53989-2024 FSC-klagomål.docx
+++ b/klagomål/A 53989-2024 FSC-klagomål.docx
@@ -889,7 +889,7 @@
     <w:r>
       <w:tab/>
       <w:tab/>
-      <w:t>2026-07-18</w:t>
+      <w:t>2026-07-19</w:t>
       <w:br/>
       <w:br/>
     </w:r>

--- a/klagomål/A 53989-2024 FSC-klagomål.docx
+++ b/klagomål/A 53989-2024 FSC-klagomål.docx
@@ -889,7 +889,7 @@
     <w:r>
       <w:tab/>
       <w:tab/>
-      <w:t>2026-07-19</w:t>
+      <w:t>2026-07-20</w:t>
       <w:br/>
       <w:br/>
     </w:r>

--- a/klagomål/A 53989-2024 FSC-klagomål.docx
+++ b/klagomål/A 53989-2024 FSC-klagomål.docx
@@ -889,7 +889,7 @@
     <w:r>
       <w:tab/>
       <w:tab/>
-      <w:t>2026-07-20</w:t>
+      <w:t>2026-07-21</w:t>
       <w:br/>
       <w:br/>
     </w:r>

--- a/klagomål/A 53989-2024 FSC-klagomål.docx
+++ b/klagomål/A 53989-2024 FSC-klagomål.docx
@@ -889,7 +889,7 @@
     <w:r>
       <w:tab/>
       <w:tab/>
-      <w:t>2026-07-21</w:t>
+      <w:t>2026-07-22</w:t>
       <w:br/>
       <w:br/>
     </w:r>

--- a/klagomål/A 53989-2024 FSC-klagomål.docx
+++ b/klagomål/A 53989-2024 FSC-klagomål.docx
@@ -889,7 +889,7 @@
     <w:r>
       <w:tab/>
       <w:tab/>
-      <w:t>2026-07-22</w:t>
+      <w:t>2026-07-23</w:t>
       <w:br/>
       <w:br/>
     </w:r>

--- a/klagomål/A 53989-2024 FSC-klagomål.docx
+++ b/klagomål/A 53989-2024 FSC-klagomål.docx
@@ -889,7 +889,7 @@
     <w:r>
       <w:tab/>
       <w:tab/>
-      <w:t>2026-07-23</w:t>
+      <w:t>2026-07-24</w:t>
       <w:br/>
       <w:br/>
     </w:r>

--- a/klagomål/A 53989-2024 FSC-klagomål.docx
+++ b/klagomål/A 53989-2024 FSC-klagomål.docx
@@ -889,7 +889,7 @@
     <w:r>
       <w:tab/>
       <w:tab/>
-      <w:t>2026-07-24</w:t>
+      <w:t>2026-07-25</w:t>
       <w:br/>
       <w:br/>
     </w:r>

--- a/klagomål/A 53989-2024 FSC-klagomål.docx
+++ b/klagomål/A 53989-2024 FSC-klagomål.docx
@@ -889,7 +889,7 @@
     <w:r>
       <w:tab/>
       <w:tab/>
-      <w:t>2026-07-25</w:t>
+      <w:t>2026-07-26</w:t>
       <w:br/>
       <w:br/>
     </w:r>

--- a/klagomål/A 53989-2024 FSC-klagomål.docx
+++ b/klagomål/A 53989-2024 FSC-klagomål.docx
@@ -889,7 +889,7 @@
     <w:r>
       <w:tab/>
       <w:tab/>
-      <w:t>2026-07-26</w:t>
+      <w:t>2026-07-27</w:t>
       <w:br/>
       <w:br/>
     </w:r>

--- a/klagomål/A 53989-2024 FSC-klagomål.docx
+++ b/klagomål/A 53989-2024 FSC-klagomål.docx
@@ -889,7 +889,7 @@
     <w:r>
       <w:tab/>
       <w:tab/>
-      <w:t>2026-07-27</w:t>
+      <w:t>2026-07-28</w:t>
       <w:br/>
       <w:br/>
     </w:r>

--- a/klagomål/A 53989-2024 FSC-klagomål.docx
+++ b/klagomål/A 53989-2024 FSC-klagomål.docx
@@ -889,7 +889,7 @@
     <w:r>
       <w:tab/>
       <w:tab/>
-      <w:t>2026-07-28</w:t>
+      <w:t>2026-07-29</w:t>
       <w:br/>
       <w:br/>
     </w:r>

--- a/klagomål/A 53989-2024 FSC-klagomål.docx
+++ b/klagomål/A 53989-2024 FSC-klagomål.docx
@@ -889,7 +889,7 @@
     <w:r>
       <w:tab/>
       <w:tab/>
-      <w:t>2026-07-29</w:t>
+      <w:t>2026-07-30</w:t>
       <w:br/>
       <w:br/>
     </w:r>

--- a/klagomål/A 53989-2024 FSC-klagomål.docx
+++ b/klagomål/A 53989-2024 FSC-klagomål.docx
@@ -889,7 +889,7 @@
     <w:r>
       <w:tab/>
       <w:tab/>
-      <w:t>2026-07-30</w:t>
+      <w:t>2026-07-31</w:t>
       <w:br/>
       <w:br/>
     </w:r>

--- a/klagomål/A 53989-2024 FSC-klagomål.docx
+++ b/klagomål/A 53989-2024 FSC-klagomål.docx
@@ -889,7 +889,7 @@
     <w:r>
       <w:tab/>
       <w:tab/>
-      <w:t>2026-07-31</w:t>
+      <w:t>2026-08-01</w:t>
       <w:br/>
       <w:br/>
     </w:r>

--- a/klagomål/A 53989-2024 FSC-klagomål.docx
+++ b/klagomål/A 53989-2024 FSC-klagomål.docx
@@ -889,7 +889,7 @@
     <w:r>
       <w:tab/>
       <w:tab/>
-      <w:t>2026-08-01</w:t>
+      <w:t>2026-08-02</w:t>
       <w:br/>
       <w:br/>
     </w:r>

--- a/klagomål/A 53989-2024 FSC-klagomål.docx
+++ b/klagomål/A 53989-2024 FSC-klagomål.docx
@@ -889,7 +889,7 @@
     <w:r>
       <w:tab/>
       <w:tab/>
-      <w:t>2026-08-02</w:t>
+      <w:t>2026-08-03</w:t>
       <w:br/>
       <w:br/>
     </w:r>

--- a/klagomål/A 53989-2024 FSC-klagomål.docx
+++ b/klagomål/A 53989-2024 FSC-klagomål.docx
@@ -889,7 +889,7 @@
     <w:r>
       <w:tab/>
       <w:tab/>
-      <w:t>2026-08-03</w:t>
+      <w:t>2026-08-05</w:t>
       <w:br/>
       <w:br/>
     </w:r>

--- a/klagomål/A 53989-2024 FSC-klagomål.docx
+++ b/klagomål/A 53989-2024 FSC-klagomål.docx
@@ -889,7 +889,7 @@
     <w:r>
       <w:tab/>
       <w:tab/>
-      <w:t>2026-08-05</w:t>
+      <w:t>2026-08-07</w:t>
       <w:br/>
       <w:br/>
     </w:r>

--- a/klagomål/A 53989-2024 FSC-klagomål.docx
+++ b/klagomål/A 53989-2024 FSC-klagomål.docx
@@ -889,7 +889,7 @@
     <w:r>
       <w:tab/>
       <w:tab/>
-      <w:t>2026-08-07</w:t>
+      <w:t>2026-08-08</w:t>
       <w:br/>
       <w:br/>
     </w:r>

--- a/klagomål/A 53989-2024 FSC-klagomål.docx
+++ b/klagomål/A 53989-2024 FSC-klagomål.docx
@@ -216,7 +216,7 @@
         <w:spacing w:after="240"/>
       </w:pPr>
       <w:r>
-        <w:t>Figur 1. Fyndplatser för naturvårdsarter inom 25 meter från avverkningsanmälan. Markörer utan svart kant är placerade på fyndplatsen. Markörer med svart kant är placerade vid sidan av fyndplatsen har ett svart streck som visar fyndplatsens exakta position. Kartans mittpunktskoordinat är N 6979515, E 575664 i SWEREF 99 TM.</w:t>
+        <w:t>Figur 1. Fyndplatser för naturvårdsarter inom 25 meter från avverkningsanmälan. Markörer utan svart kant är placerade på fyndplatsen. Markörer med svart kant är placerade vid sidan av fyndplatsen och har ett svart streck som visar fyndplatsens exakta position. Kartans mittpunktskoordinat är N 6979515, E 575664 i SWEREF 99 TM.</w:t>
       </w:r>
     </w:p>
     <w:p>
@@ -889,7 +889,7 @@
     <w:r>
       <w:tab/>
       <w:tab/>
-      <w:t>2026-08-14</w:t>
+      <w:t>2026-08-15</w:t>
       <w:br/>
       <w:br/>
     </w:r>

--- a/klagomål/A 53989-2024 FSC-klagomål.docx
+++ b/klagomål/A 53989-2024 FSC-klagomål.docx
@@ -889,7 +889,7 @@
     <w:r>
       <w:tab/>
       <w:tab/>
-      <w:t>2026-08-15</w:t>
+      <w:t>2026-08-16</w:t>
       <w:br/>
       <w:br/>
     </w:r>

--- a/klagomål/A 53989-2024 FSC-klagomål.docx
+++ b/klagomål/A 53989-2024 FSC-klagomål.docx
@@ -889,7 +889,7 @@
     <w:r>
       <w:tab/>
       <w:tab/>
-      <w:t>2026-08-16</w:t>
+      <w:t>2026-08-17</w:t>
       <w:br/>
       <w:br/>
     </w:r>

--- a/klagomål/A 53989-2024 FSC-klagomål.docx
+++ b/klagomål/A 53989-2024 FSC-klagomål.docx
@@ -889,7 +889,7 @@
     <w:r>
       <w:tab/>
       <w:tab/>
-      <w:t>2026-08-17</w:t>
+      <w:t>2026-08-18</w:t>
       <w:br/>
       <w:br/>
     </w:r>

--- a/klagomål/A 53989-2024 FSC-klagomål.docx
+++ b/klagomål/A 53989-2024 FSC-klagomål.docx
@@ -889,7 +889,7 @@
     <w:r>
       <w:tab/>
       <w:tab/>
-      <w:t>2026-08-18</w:t>
+      <w:t>2026-08-19</w:t>
       <w:br/>
       <w:br/>
     </w:r>

--- a/klagomål/A 53989-2024 FSC-klagomål.docx
+++ b/klagomål/A 53989-2024 FSC-klagomål.docx
@@ -889,7 +889,7 @@
     <w:r>
       <w:tab/>
       <w:tab/>
-      <w:t>2026-08-19</w:t>
+      <w:t>2026-08-20</w:t>
       <w:br/>
       <w:br/>
     </w:r>

--- a/klagomål/A 53989-2024 FSC-klagomål.docx
+++ b/klagomål/A 53989-2024 FSC-klagomål.docx
@@ -889,7 +889,7 @@
     <w:r>
       <w:tab/>
       <w:tab/>
-      <w:t>2026-08-20</w:t>
+      <w:t>2026-08-21</w:t>
       <w:br/>
       <w:br/>
     </w:r>

--- a/klagomål/A 53989-2024 FSC-klagomål.docx
+++ b/klagomål/A 53989-2024 FSC-klagomål.docx
@@ -889,7 +889,7 @@
     <w:r>
       <w:tab/>
       <w:tab/>
-      <w:t>2026-08-21</w:t>
+      <w:t>2026-08-22</w:t>
       <w:br/>
       <w:br/>
     </w:r>

--- a/klagomål/A 53989-2024 FSC-klagomål.docx
+++ b/klagomål/A 53989-2024 FSC-klagomål.docx
@@ -889,7 +889,7 @@
     <w:r>
       <w:tab/>
       <w:tab/>
-      <w:t>2026-08-22</w:t>
+      <w:t>2026-08-23</w:t>
       <w:br/>
       <w:br/>
     </w:r>

--- a/klagomål/A 53989-2024 FSC-klagomål.docx
+++ b/klagomål/A 53989-2024 FSC-klagomål.docx
@@ -889,7 +889,7 @@
     <w:r>
       <w:tab/>
       <w:tab/>
-      <w:t>2026-08-23</w:t>
+      <w:t>2026-08-24</w:t>
       <w:br/>
       <w:br/>
     </w:r>

--- a/klagomål/A 53989-2024 FSC-klagomål.docx
+++ b/klagomål/A 53989-2024 FSC-klagomål.docx
@@ -889,7 +889,7 @@
     <w:r>
       <w:tab/>
       <w:tab/>
-      <w:t>2026-08-24</w:t>
+      <w:t>2026-08-25</w:t>
       <w:br/>
       <w:br/>
     </w:r>

--- a/klagomål/A 53989-2024 FSC-klagomål.docx
+++ b/klagomål/A 53989-2024 FSC-klagomål.docx
@@ -889,7 +889,7 @@
     <w:r>
       <w:tab/>
       <w:tab/>
-      <w:t>2026-08-25</w:t>
+      <w:t>2026-08-26</w:t>
       <w:br/>
       <w:br/>
     </w:r>

--- a/klagomål/A 53989-2024 FSC-klagomål.docx
+++ b/klagomål/A 53989-2024 FSC-klagomål.docx
@@ -889,7 +889,7 @@
     <w:r>
       <w:tab/>
       <w:tab/>
-      <w:t>2026-08-26</w:t>
+      <w:t>2026-08-27</w:t>
       <w:br/>
       <w:br/>
     </w:r>

--- a/klagomål/A 53989-2024 FSC-klagomål.docx
+++ b/klagomål/A 53989-2024 FSC-klagomål.docx
@@ -889,7 +889,7 @@
     <w:r>
       <w:tab/>
       <w:tab/>
-      <w:t>2026-08-27</w:t>
+      <w:t>2026-08-28</w:t>
       <w:br/>
       <w:br/>
     </w:r>

--- a/klagomål/A 53989-2024 FSC-klagomål.docx
+++ b/klagomål/A 53989-2024 FSC-klagomål.docx
@@ -889,7 +889,7 @@
     <w:r>
       <w:tab/>
       <w:tab/>
-      <w:t>2026-08-28</w:t>
+      <w:t>2026-08-29</w:t>
       <w:br/>
       <w:br/>
     </w:r>

--- a/klagomål/A 53989-2024 FSC-klagomål.docx
+++ b/klagomål/A 53989-2024 FSC-klagomål.docx
@@ -889,7 +889,7 @@
     <w:r>
       <w:tab/>
       <w:tab/>
-      <w:t>2026-08-29</w:t>
+      <w:t>2026-08-31</w:t>
       <w:br/>
       <w:br/>
     </w:r>

--- a/klagomål/A 53989-2024 FSC-klagomål.docx
+++ b/klagomål/A 53989-2024 FSC-klagomål.docx
@@ -889,7 +889,7 @@
     <w:r>
       <w:tab/>
       <w:tab/>
-      <w:t>2026-08-31</w:t>
+      <w:t>2026-09-01</w:t>
       <w:br/>
       <w:br/>
     </w:r>

--- a/klagomål/A 53989-2024 FSC-klagomål.docx
+++ b/klagomål/A 53989-2024 FSC-klagomål.docx
@@ -889,7 +889,7 @@
     <w:r>
       <w:tab/>
       <w:tab/>
-      <w:t>2026-09-01</w:t>
+      <w:t>2026-09-02</w:t>
       <w:br/>
       <w:br/>
     </w:r>

--- a/klagomål/A 53989-2024 FSC-klagomål.docx
+++ b/klagomål/A 53989-2024 FSC-klagomål.docx
@@ -889,7 +889,7 @@
     <w:r>
       <w:tab/>
       <w:tab/>
-      <w:t>2026-09-02</w:t>
+      <w:t>2026-09-03</w:t>
       <w:br/>
       <w:br/>
     </w:r>

--- a/klagomål/A 53989-2024 FSC-klagomål.docx
+++ b/klagomål/A 53989-2024 FSC-klagomål.docx
@@ -889,7 +889,7 @@
     <w:r>
       <w:tab/>
       <w:tab/>
-      <w:t>2026-09-03</w:t>
+      <w:t>2026-09-04</w:t>
       <w:br/>
       <w:br/>
     </w:r>

--- a/klagomål/A 53989-2024 FSC-klagomål.docx
+++ b/klagomål/A 53989-2024 FSC-klagomål.docx
@@ -889,7 +889,7 @@
     <w:r>
       <w:tab/>
       <w:tab/>
-      <w:t>2026-09-04</w:t>
+      <w:t>2026-09-05</w:t>
       <w:br/>
       <w:br/>
     </w:r>

--- a/klagomål/A 53989-2024 FSC-klagomål.docx
+++ b/klagomål/A 53989-2024 FSC-klagomål.docx
@@ -889,7 +889,7 @@
     <w:r>
       <w:tab/>
       <w:tab/>
-      <w:t>2026-09-05</w:t>
+      <w:t>2026-09-06</w:t>
       <w:br/>
       <w:br/>
     </w:r>

--- a/klagomål/A 53989-2024 FSC-klagomål.docx
+++ b/klagomål/A 53989-2024 FSC-klagomål.docx
@@ -889,7 +889,7 @@
     <w:r>
       <w:tab/>
       <w:tab/>
-      <w:t>2026-09-06</w:t>
+      <w:t>2026-09-07</w:t>
       <w:br/>
       <w:br/>
     </w:r>

--- a/klagomål/A 53989-2024 FSC-klagomål.docx
+++ b/klagomål/A 53989-2024 FSC-klagomål.docx
@@ -889,7 +889,7 @@
     <w:r>
       <w:tab/>
       <w:tab/>
-      <w:t>2026-09-07</w:t>
+      <w:t>2026-09-08</w:t>
       <w:br/>
       <w:br/>
     </w:r>

--- a/klagomål/A 53989-2024 FSC-klagomål.docx
+++ b/klagomål/A 53989-2024 FSC-klagomål.docx
@@ -889,7 +889,7 @@
     <w:r>
       <w:tab/>
       <w:tab/>
-      <w:t>2026-09-08</w:t>
+      <w:t>2026-09-09</w:t>
       <w:br/>
       <w:br/>
     </w:r>

--- a/klagomål/A 53989-2024 FSC-klagomål.docx
+++ b/klagomål/A 53989-2024 FSC-klagomål.docx
@@ -889,7 +889,7 @@
     <w:r>
       <w:tab/>
       <w:tab/>
-      <w:t>2026-09-09</w:t>
+      <w:t>2026-09-10</w:t>
       <w:br/>
       <w:br/>
     </w:r>

--- a/klagomål/A 53989-2024 FSC-klagomål.docx
+++ b/klagomål/A 53989-2024 FSC-klagomål.docx
@@ -889,7 +889,7 @@
     <w:r>
       <w:tab/>
       <w:tab/>
-      <w:t>2026-09-10</w:t>
+      <w:t>2026-09-11</w:t>
       <w:br/>
       <w:br/>
     </w:r>

--- a/klagomål/A 53989-2024 FSC-klagomål.docx
+++ b/klagomål/A 53989-2024 FSC-klagomål.docx
@@ -889,7 +889,7 @@
     <w:r>
       <w:tab/>
       <w:tab/>
-      <w:t>2026-09-11</w:t>
+      <w:t>2026-09-12</w:t>
       <w:br/>
       <w:br/>
     </w:r>
